--- a/docs/17-infrastructure-guidelines.docx
+++ b/docs/17-infrastructure-guidelines.docx
@@ -1359,6 +1359,83 @@
     <w:p>
       <w:r>
         <w:t>Если хотя бы один ответ отрицательный — изменение откладывается.</w:t>
+      </w:r>
+    </w:p>
+    <w:p>
+      <w:r>
+        <w:t>MinIO Local Configuration</w:t>
+      </w:r>
+    </w:p>
+    <w:p>
+      <w:pPr/>
+      <w:r>
+        <w:t>Current backend configuration namespace:</w:t>
+      </w:r>
+    </w:p>
+    <w:p>
+      <w:pPr/>
+      <w:r>
+        <w:t>app.storage.minio.*</w:t>
+      </w:r>
+    </w:p>
+    <w:p>
+      <w:pPr/>
+      <w:r>
+        <w:t>Keys:</w:t>
+      </w:r>
+    </w:p>
+    <w:p>
+      <w:pPr/>
+      <w:r>
+        <w:t>enabled</w:t>
+      </w:r>
+    </w:p>
+    <w:p>
+      <w:pPr/>
+      <w:r>
+        <w:t>endpoint</w:t>
+      </w:r>
+    </w:p>
+    <w:p>
+      <w:pPr/>
+      <w:r>
+        <w:t>access-key</w:t>
+      </w:r>
+    </w:p>
+    <w:p>
+      <w:pPr/>
+      <w:r>
+        <w:t>secret-key</w:t>
+      </w:r>
+    </w:p>
+    <w:p>
+      <w:pPr/>
+      <w:r>
+        <w:t>bucket</w:t>
+      </w:r>
+    </w:p>
+    <w:p>
+      <w:pPr/>
+      <w:r>
+        <w:t>Default application.yml keeps MinIO disabled unless explicitly enabled: app.storage.minio.enabled defaults to false.</w:t>
+      </w:r>
+    </w:p>
+    <w:p>
+      <w:pPr/>
+      <w:r>
+        <w:t>Local backend configuration should live in backend/config/application-local.yml and should not be committed with real credentials.</w:t>
+      </w:r>
+    </w:p>
+    <w:p>
+      <w:pPr/>
+      <w:r>
+        <w:t>Host-side backend local endpoint uses http://localhost:9000 when MinIO runs in Docker.</w:t>
+      </w:r>
+    </w:p>
+    <w:p>
+      <w:pPr/>
+      <w:r>
+        <w:t>The application initializes the private bucket at startup when MinIO is enabled.</w:t>
       </w:r>
     </w:p>
     <w:sectPr>

--- a/docs/17-infrastructure-guidelines.docx
+++ b/docs/17-infrastructure-guidelines.docx
@@ -1436,6 +1436,79 @@
       <w:pPr/>
       <w:r>
         <w:t>The application initializes the private bucket at startup when MinIO is enabled.</w:t>
+      </w:r>
+    </w:p>
+    <w:p/>
+    <w:p>
+      <w:pPr/>
+      <w:r>
+        <w:t>Private Music Storage</w:t>
+      </w:r>
+    </w:p>
+    <w:p>
+      <w:pPr/>
+      <w:r>
+        <w:t>- Story Playback soundtrack binaries use the existing private application MinIO bucket for v1.</w:t>
+      </w:r>
+    </w:p>
+    <w:p>
+      <w:pPr/>
+      <w:r>
+        <w:t>- Music objects are separated by prefix, not by a dedicated new bucket.</w:t>
+      </w:r>
+    </w:p>
+    <w:p>
+      <w:pPr/>
+      <w:r>
+        <w:t>- The canonical storage key is music/tracks/{musicTrackId}/audio.mp3.</w:t>
+      </w:r>
+    </w:p>
+    <w:p>
+      <w:pPr/>
+      <w:r>
+        <w:t>- No public bucket, permanent public URL, signed URL, provider URL, or Flutter-visible object-storage URL is part of current v1.</w:t>
+      </w:r>
+    </w:p>
+    <w:p>
+      <w:pPr/>
+      <w:r>
+        <w:t>- Downloaded soundtrack MP3 source files must not be committed to Git, backend resources, Flutter assets, Flyway, or docs.</w:t>
+      </w:r>
+    </w:p>
+    <w:p>
+      <w:pPr/>
+      <w:r>
+        <w:t>- Source intake files remain operator-local/private.</w:t>
+      </w:r>
+    </w:p>
+    <w:p>
+      <w:pPr/>
+      <w:r>
+        <w:t>- Storage credentials continue to come from existing environment/config mechanisms; manifests must not contain credentials.</w:t>
+      </w:r>
+    </w:p>
+    <w:p>
+      <w:pPr/>
+      <w:r>
+        <w:t>Music Storage Environment Boundary</w:t>
+      </w:r>
+    </w:p>
+    <w:p>
+      <w:pPr/>
+      <w:r>
+        <w:t>Stable across environments: MusicTrack UUID, storage-key structure, product metadata, and sort order.</w:t>
+      </w:r>
+    </w:p>
+    <w:p>
+      <w:pPr/>
+      <w:r>
+        <w:t>Environment-specific: PostgreSQL instance, MinIO endpoint/bucket, and credentials.</w:t>
+      </w:r>
+    </w:p>
+    <w:p>
+      <w:pPr/>
+      <w:r>
+        <w:t>Do not add new Docker services or buckets for the v1 music catalog importer.</w:t>
       </w:r>
     </w:p>
     <w:sectPr>
